--- a/homework/hw-09_MH.docx
+++ b/homework/hw-09_MH.docx
@@ -1411,7 +1411,31 @@
       </w:r>
     </w:p>
     <w:bookmarkEnd w:id="24"/>
-    <w:bookmarkStart w:id="25" w:name="submission"/>
+    <w:bookmarkStart w:id="25" w:name="ai-attestation"/>
+    <w:p>
+      <w:pPr>
+        <w:pStyle w:val="Heading2"/>
+      </w:pPr>
+      <w:r>
+        <w:t xml:space="preserve">AI Attestation</w:t>
+      </w:r>
+    </w:p>
+    <w:p>
+      <w:pPr>
+        <w:pStyle w:val="FirstParagraph"/>
+      </w:pPr>
+      <w:r>
+        <w:t xml:space="preserve">Was AI used on this assignment? If so, describe your prompts below. If not, simply state</w:t>
+      </w:r>
+      <w:r>
+        <w:t xml:space="preserve"> </w:t>
+      </w:r>
+      <w:r>
+        <w:t xml:space="preserve">“AI was not used on this assignment.”</w:t>
+      </w:r>
+    </w:p>
+    <w:bookmarkEnd w:id="25"/>
+    <w:bookmarkStart w:id="26" w:name="submission"/>
     <w:p>
       <w:pPr>
         <w:pStyle w:val="Heading2"/>
@@ -1441,7 +1465,7 @@
         <w:t xml:space="preserve"> </w:t>
       </w:r>
       <w:r>
-        <w:t xml:space="preserve">into an .html file that can be opened by any web browser. To export it as a .pdf, open the file in your web browser and then print to or save as a .pdf document. Contact your TAs in Ed Discussion if you need help!</w:t>
+        <w:t xml:space="preserve">into an .html file that can be opened by any web browser. To export it as a .pdf, open the file in your web browser and then print to or save as a .pdf document. Contact me in Ed Discussion if you need help!</w:t>
       </w:r>
     </w:p>
     <w:p>
@@ -1516,8 +1540,8 @@
         <w:t xml:space="preserve">section.</w:t>
       </w:r>
     </w:p>
-    <w:bookmarkEnd w:id="25"/>
-    <w:bookmarkStart w:id="26" w:name="grading"/>
+    <w:bookmarkEnd w:id="26"/>
+    <w:bookmarkStart w:id="27" w:name="grading"/>
     <w:p>
       <w:pPr>
         <w:pStyle w:val="Heading2"/>
@@ -1667,7 +1691,7 @@
               <w:pStyle w:val="Compact"/>
             </w:pPr>
             <w:r>
-              <w:t xml:space="preserve">Formatting</w:t>
+              <w:t xml:space="preserve">AI Attestation</w:t>
             </w:r>
           </w:p>
         </w:tc>
@@ -1678,6 +1702,30 @@
               <w:pStyle w:val="Compact"/>
             </w:pPr>
             <w:r>
+              <w:t xml:space="preserve">1</w:t>
+            </w:r>
+          </w:p>
+        </w:tc>
+      </w:tr>
+      <w:tr>
+        <w:tc>
+          <w:tcPr/>
+          <w:p>
+            <w:pPr>
+              <w:pStyle w:val="Compact"/>
+            </w:pPr>
+            <w:r>
+              <w:t xml:space="preserve">Formatting</w:t>
+            </w:r>
+          </w:p>
+        </w:tc>
+        <w:tc>
+          <w:tcPr/>
+          <w:p>
+            <w:pPr>
+              <w:pStyle w:val="Compact"/>
+            </w:pPr>
+            <w:r>
               <w:t xml:space="preserve">3</w:t>
             </w:r>
           </w:p>
@@ -1692,7 +1740,7 @@
         <w:t xml:space="preserve">The “Formatting” grade is to assess the document format. This includes having a neatly organized document (no excessive output, warnings/messages when loading packages and/or data) with readable code and your name and the date updated in the YAML.</w:t>
       </w:r>
     </w:p>
-    <w:bookmarkEnd w:id="26"/>
+    <w:bookmarkEnd w:id="27"/>
     <w:sectPr>
       <w:footnotePr>
         <w:numRestart w:val="eachSect"/>
